--- a/00-首页/题组Word/初赛模拟卷/真题版式/初赛模拟卷XII（非有机·答案与解析版·真题版式）.docx
+++ b/00-首页/题组Word/初赛模拟卷/真题版式/初赛模拟卷XII（非有机·答案与解析版·真题版式）.docx
@@ -2,6 +2,445 @@
 <file path=word/document.xml><?xml version="1.0" encoding="utf-8"?>
 <w:document xmlns:w="http://schemas.openxmlformats.org/wordprocessingml/2006/main" xmlns:m="http://schemas.openxmlformats.org/officeDocument/2006/math" xmlns:r="http://schemas.openxmlformats.org/officeDocument/2006/relationships" xmlns:o="urn:schemas-microsoft-com:office:office" xmlns:v="urn:schemas-microsoft-com:vml" xmlns:w10="urn:schemas-microsoft-com:office:word" xmlns:a="http://schemas.openxmlformats.org/drawingml/2006/main" xmlns:pic="http://schemas.openxmlformats.org/drawingml/2006/picture" xmlns:wp="http://schemas.openxmlformats.org/drawingml/2006/wordprocessingDrawing">
   <w:body>
+    <w:bookmarkStart w:id="44" w:name="初赛模拟卷-xii非有机-答案与解析"/>
+    <w:p>
+      <w:pPr>
+        <w:pStyle w:val="Heading1"/>
+      </w:pPr>
+      <w:r>
+        <w:rPr>
+          <w:rFonts w:ascii="Times New Roman" w:hAnsi="Times New Roman" w:cs="Times New Roman" w:eastAsia="SimSun"/>
+        </w:rPr>
+        <w:t xml:space="preserve">初赛模拟卷</w:t>
+      </w:r>
+      <w:r>
+        <w:t xml:space="preserve"> </w:t>
+      </w:r>
+      <w:r>
+        <w:rPr>
+          <w:rFonts w:ascii="Times New Roman" w:hAnsi="Times New Roman" w:cs="Times New Roman" w:eastAsia="SimSun"/>
+        </w:rPr>
+        <w:t xml:space="preserve">XII（非有机）·</w:t>
+      </w:r>
+      <w:r>
+        <w:t xml:space="preserve"> </w:t>
+      </w:r>
+      <w:r>
+        <w:rPr>
+          <w:rFonts w:ascii="Times New Roman" w:hAnsi="Times New Roman" w:cs="Times New Roman" w:eastAsia="SimSun"/>
+        </w:rPr>
+        <w:t xml:space="preserve">答案与解析</w:t>
+      </w:r>
+    </w:p>
+    <w:p>
+      <w:pPr>
+        <w:pStyle w:val="BlockText"/>
+        <w:spacing w:before="80" w:after="80" w:line="240" w:lineRule="auto"/>
+        <w:jc w:val="left"/>
+      </w:pPr>
+      <w:r>
+        <w:rPr>
+          <w:rFonts w:ascii="Times New Roman" w:hAnsi="Times New Roman" w:cs="Times New Roman" w:eastAsia="SimSun"/>
+          <w:b/>
+          <w:bCs/>
+        </w:rPr>
+        <w:t xml:space="preserve">组卷口径</w:t>
+      </w:r>
+      <w:r>
+        <w:rPr>
+          <w:rFonts w:ascii="Times New Roman" w:hAnsi="Times New Roman" w:cs="Times New Roman" w:eastAsia="SimSun"/>
+        </w:rPr>
+        <w:t xml:space="preserve">：10</w:t>
+      </w:r>
+      <w:r>
+        <w:t xml:space="preserve"> </w:t>
+      </w:r>
+      <w:r>
+        <w:rPr>
+          <w:rFonts w:ascii="Times New Roman" w:hAnsi="Times New Roman" w:cs="Times New Roman" w:eastAsia="SimSun"/>
+        </w:rPr>
+        <w:t xml:space="preserve">题跨</w:t>
+      </w:r>
+      <w:r>
+        <w:t xml:space="preserve"> </w:t>
+      </w:r>
+      <w:r>
+        <w:rPr>
+          <w:b/>
+          <w:bCs/>
+        </w:rPr>
+        <w:t xml:space="preserve">7 </w:t>
+      </w:r>
+      <w:r>
+        <w:rPr>
+          <w:rFonts w:ascii="Times New Roman" w:hAnsi="Times New Roman" w:cs="Times New Roman" w:eastAsia="SimSun"/>
+          <w:b/>
+          <w:bCs/>
+        </w:rPr>
+        <w:t xml:space="preserve">个来源机构</w:t>
+      </w:r>
+      <w:r>
+        <w:rPr>
+          <w:rFonts w:ascii="Times New Roman" w:hAnsi="Times New Roman" w:cs="Times New Roman" w:eastAsia="SimSun"/>
+        </w:rPr>
+        <w:t xml:space="preserve">抽取（XeChem、chemy、化英社、方圆、汇智、清北营、质心GChO），全部取自各机构</w:t>
+      </w:r>
+      <w:r>
+        <w:t xml:space="preserve"> </w:t>
+      </w:r>
+      <w:r>
+        <w:rPr>
+          <w:b/>
+          <w:bCs/>
+        </w:rPr>
+        <w:t xml:space="preserve">2025~2026 </w:t>
+      </w:r>
+      <w:r>
+        <w:rPr>
+          <w:rFonts w:ascii="Times New Roman" w:hAnsi="Times New Roman" w:cs="Times New Roman" w:eastAsia="SimSun"/>
+          <w:b/>
+          <w:bCs/>
+        </w:rPr>
+        <w:t xml:space="preserve">年最新批次</w:t>
+      </w:r>
+      <w:r>
+        <w:rPr>
+          <w:rFonts w:ascii="Times New Roman" w:hAnsi="Times New Roman" w:cs="Times New Roman" w:eastAsia="SimSun"/>
+        </w:rPr>
+        <w:t xml:space="preserve">（第39/40届</w:t>
+      </w:r>
+      <w:r>
+        <w:t xml:space="preserve"> </w:t>
+      </w:r>
+      <w:r>
+        <w:rPr>
+          <w:rFonts w:ascii="Times New Roman" w:hAnsi="Times New Roman" w:cs="Times New Roman" w:eastAsia="SimSun"/>
+        </w:rPr>
+        <w:t xml:space="preserve">＋</w:t>
+      </w:r>
+      <w:r>
+        <w:t xml:space="preserve"> 2026 </w:t>
+      </w:r>
+      <w:r>
+        <w:rPr>
+          <w:rFonts w:ascii="Times New Roman" w:hAnsi="Times New Roman" w:cs="Times New Roman" w:eastAsia="SimSun"/>
+        </w:rPr>
+        <w:t xml:space="preserve">年班次）；均满足</w:t>
+      </w:r>
+      <w:r>
+        <w:t xml:space="preserve"> </w:t>
+      </w:r>
+      <w:r>
+        <w:rPr>
+          <w:rStyle w:val="VerbatimChar"/>
+        </w:rPr>
+        <w:t xml:space="preserve">difficulty≥⭐⭐⭐⭐</w:t>
+      </w:r>
+      <w:r>
+        <w:t xml:space="preserve">、</w:t>
+      </w:r>
+      <w:r>
+        <w:rPr>
+          <w:rStyle w:val="VerbatimChar"/>
+          <w:rFonts w:ascii="Times New Roman" w:hAnsi="Times New Roman" w:cs="Times New Roman" w:eastAsia="SimSun"/>
+        </w:rPr>
+        <w:t xml:space="preserve">fidelity=原书逐字</w:t>
+      </w:r>
+      <w:r>
+        <w:rPr>
+          <w:rFonts w:ascii="Times New Roman" w:hAnsi="Times New Roman" w:cs="Times New Roman" w:eastAsia="SimSun"/>
+        </w:rPr>
+        <w:t xml:space="preserve">；</w:t>
+      </w:r>
+      <w:r>
+        <w:rPr>
+          <w:rFonts w:ascii="Times New Roman" w:hAnsi="Times New Roman" w:cs="Times New Roman" w:eastAsia="SimSun"/>
+          <w:b/>
+          <w:bCs/>
+        </w:rPr>
+        <w:t xml:space="preserve">已剔除全部有机化学题与国内初赛真题</w:t>
+      </w:r>
+      <w:r>
+        <w:rPr>
+          <w:rFonts w:ascii="Times New Roman" w:hAnsi="Times New Roman" w:cs="Times New Roman" w:eastAsia="SimSun"/>
+        </w:rPr>
+        <w:t xml:space="preserve">，与</w:t>
+      </w:r>
+      <w:r>
+        <w:t xml:space="preserve"> </w:t>
+      </w:r>
+      <w:r>
+        <w:rPr>
+          <w:rFonts w:ascii="Times New Roman" w:hAnsi="Times New Roman" w:cs="Times New Roman" w:eastAsia="SimSun"/>
+        </w:rPr>
+        <w:t xml:space="preserve">卷</w:t>
+      </w:r>
+      <w:r>
+        <w:t xml:space="preserve"> </w:t>
+      </w:r>
+      <w:r>
+        <w:rPr>
+          <w:rFonts w:ascii="Times New Roman" w:hAnsi="Times New Roman" w:cs="Times New Roman" w:eastAsia="SimSun"/>
+        </w:rPr>
+        <w:t xml:space="preserve">I、卷</w:t>
+      </w:r>
+      <w:r>
+        <w:t xml:space="preserve"> </w:t>
+      </w:r>
+      <w:r>
+        <w:rPr>
+          <w:rFonts w:ascii="Times New Roman" w:hAnsi="Times New Roman" w:cs="Times New Roman" w:eastAsia="SimSun"/>
+        </w:rPr>
+        <w:t xml:space="preserve">II、卷</w:t>
+      </w:r>
+      <w:r>
+        <w:t xml:space="preserve"> </w:t>
+      </w:r>
+      <w:r>
+        <w:rPr>
+          <w:rFonts w:ascii="Times New Roman" w:hAnsi="Times New Roman" w:cs="Times New Roman" w:eastAsia="SimSun"/>
+        </w:rPr>
+        <w:t xml:space="preserve">III、卷</w:t>
+      </w:r>
+      <w:r>
+        <w:t xml:space="preserve"> </w:t>
+      </w:r>
+      <w:r>
+        <w:rPr>
+          <w:rFonts w:ascii="Times New Roman" w:hAnsi="Times New Roman" w:cs="Times New Roman" w:eastAsia="SimSun"/>
+        </w:rPr>
+        <w:t xml:space="preserve">IV、卷</w:t>
+      </w:r>
+      <w:r>
+        <w:t xml:space="preserve"> </w:t>
+      </w:r>
+      <w:r>
+        <w:rPr>
+          <w:rFonts w:ascii="Times New Roman" w:hAnsi="Times New Roman" w:cs="Times New Roman" w:eastAsia="SimSun"/>
+        </w:rPr>
+        <w:t xml:space="preserve">V、卷</w:t>
+      </w:r>
+      <w:r>
+        <w:t xml:space="preserve"> </w:t>
+      </w:r>
+      <w:r>
+        <w:rPr>
+          <w:rFonts w:ascii="Times New Roman" w:hAnsi="Times New Roman" w:cs="Times New Roman" w:eastAsia="SimSun"/>
+        </w:rPr>
+        <w:t xml:space="preserve">VI、卷</w:t>
+      </w:r>
+      <w:r>
+        <w:t xml:space="preserve"> </w:t>
+      </w:r>
+      <w:r>
+        <w:rPr>
+          <w:rFonts w:ascii="Times New Roman" w:hAnsi="Times New Roman" w:cs="Times New Roman" w:eastAsia="SimSun"/>
+        </w:rPr>
+        <w:t xml:space="preserve">VII、卷</w:t>
+      </w:r>
+      <w:r>
+        <w:t xml:space="preserve"> </w:t>
+      </w:r>
+      <w:r>
+        <w:rPr>
+          <w:rFonts w:ascii="Times New Roman" w:hAnsi="Times New Roman" w:cs="Times New Roman" w:eastAsia="SimSun"/>
+        </w:rPr>
+        <w:t xml:space="preserve">VIII、卷</w:t>
+      </w:r>
+      <w:r>
+        <w:t xml:space="preserve"> </w:t>
+      </w:r>
+      <w:r>
+        <w:rPr>
+          <w:rFonts w:ascii="Times New Roman" w:hAnsi="Times New Roman" w:cs="Times New Roman" w:eastAsia="SimSun"/>
+        </w:rPr>
+        <w:t xml:space="preserve">IX、卷</w:t>
+      </w:r>
+      <w:r>
+        <w:t xml:space="preserve"> </w:t>
+      </w:r>
+      <w:r>
+        <w:rPr>
+          <w:rFonts w:ascii="Times New Roman" w:hAnsi="Times New Roman" w:cs="Times New Roman" w:eastAsia="SimSun"/>
+        </w:rPr>
+        <w:t xml:space="preserve">X、卷</w:t>
+      </w:r>
+      <w:r>
+        <w:t xml:space="preserve"> XI </w:t>
+      </w:r>
+      <w:r>
+        <w:rPr>
+          <w:rFonts w:ascii="Times New Roman" w:hAnsi="Times New Roman" w:cs="Times New Roman" w:eastAsia="SimSun"/>
+        </w:rPr>
+        <w:t xml:space="preserve">用题零重复。</w:t>
+      </w:r>
+      <w:r>
+        <w:t xml:space="preserve"> </w:t>
+      </w:r>
+      <w:r>
+        <w:rPr>
+          <w:rFonts w:ascii="Times New Roman" w:hAnsi="Times New Roman" w:cs="Times New Roman" w:eastAsia="SimSun"/>
+          <w:b/>
+          <w:bCs/>
+        </w:rPr>
+        <w:t xml:space="preserve">范围</w:t>
+      </w:r>
+      <w:r>
+        <w:rPr>
+          <w:rFonts w:ascii="Times New Roman" w:hAnsi="Times New Roman" w:cs="Times New Roman" w:eastAsia="SimSun"/>
+        </w:rPr>
+        <w:t xml:space="preserve">：第一部分</w:t>
+      </w:r>
+      <w:r>
+        <w:t xml:space="preserve">　</w:t>
+      </w:r>
+      <w:r>
+        <w:rPr>
+          <w:rFonts w:ascii="Times New Roman" w:hAnsi="Times New Roman" w:cs="Times New Roman" w:eastAsia="SimSun"/>
+        </w:rPr>
+        <w:t xml:space="preserve">结构化学（第</w:t>
+      </w:r>
+      <w:r>
+        <w:t xml:space="preserve"> 1–5 </w:t>
+      </w:r>
+      <w:r>
+        <w:rPr>
+          <w:rFonts w:ascii="Times New Roman" w:hAnsi="Times New Roman" w:cs="Times New Roman" w:eastAsia="SimSun"/>
+        </w:rPr>
+        <w:t xml:space="preserve">题，65</w:t>
+      </w:r>
+      <w:r>
+        <w:t xml:space="preserve"> </w:t>
+      </w:r>
+      <w:r>
+        <w:rPr>
+          <w:rFonts w:ascii="Times New Roman" w:hAnsi="Times New Roman" w:cs="Times New Roman" w:eastAsia="SimSun"/>
+        </w:rPr>
+        <w:t xml:space="preserve">分）、第二部分</w:t>
+      </w:r>
+      <w:r>
+        <w:t xml:space="preserve">　</w:t>
+      </w:r>
+      <w:r>
+        <w:rPr>
+          <w:rFonts w:ascii="Times New Roman" w:hAnsi="Times New Roman" w:cs="Times New Roman" w:eastAsia="SimSun"/>
+        </w:rPr>
+        <w:t xml:space="preserve">化学原理（第</w:t>
+      </w:r>
+      <w:r>
+        <w:t xml:space="preserve"> 6–10 </w:t>
+      </w:r>
+      <w:r>
+        <w:rPr>
+          <w:rFonts w:ascii="Times New Roman" w:hAnsi="Times New Roman" w:cs="Times New Roman" w:eastAsia="SimSun"/>
+        </w:rPr>
+        <w:t xml:space="preserve">题，65</w:t>
+      </w:r>
+      <w:r>
+        <w:t xml:space="preserve"> </w:t>
+      </w:r>
+      <w:r>
+        <w:rPr>
+          <w:rFonts w:ascii="Times New Roman" w:hAnsi="Times New Roman" w:cs="Times New Roman" w:eastAsia="SimSun"/>
+        </w:rPr>
+        <w:t xml:space="preserve">分），</w:t>
+      </w:r>
+      <w:r>
+        <w:rPr>
+          <w:rFonts w:ascii="Times New Roman" w:hAnsi="Times New Roman" w:cs="Times New Roman" w:eastAsia="SimSun"/>
+          <w:b/>
+          <w:bCs/>
+        </w:rPr>
+        <w:t xml:space="preserve">满分</w:t>
+      </w:r>
+      <w:r>
+        <w:rPr>
+          <w:b/>
+          <w:bCs/>
+        </w:rPr>
+        <w:t xml:space="preserve"> 130 </w:t>
+      </w:r>
+      <w:r>
+        <w:rPr>
+          <w:rFonts w:ascii="Times New Roman" w:hAnsi="Times New Roman" w:cs="Times New Roman" w:eastAsia="SimSun"/>
+          <w:b/>
+          <w:bCs/>
+        </w:rPr>
+        <w:t xml:space="preserve">分，建议用时</w:t>
+      </w:r>
+      <w:r>
+        <w:rPr>
+          <w:b/>
+          <w:bCs/>
+        </w:rPr>
+        <w:t xml:space="preserve"> 110 </w:t>
+      </w:r>
+      <w:r>
+        <w:rPr>
+          <w:rFonts w:ascii="Times New Roman" w:hAnsi="Times New Roman" w:cs="Times New Roman" w:eastAsia="SimSun"/>
+          <w:b/>
+          <w:bCs/>
+        </w:rPr>
+        <w:t xml:space="preserve">分钟</w:t>
+      </w:r>
+      <w:r>
+        <w:rPr>
+          <w:rFonts w:ascii="Times New Roman" w:hAnsi="Times New Roman" w:cs="Times New Roman" w:eastAsia="SimSun"/>
+        </w:rPr>
+        <w:t xml:space="preserve">；难度</w:t>
+      </w:r>
+      <w:r>
+        <w:t xml:space="preserve"> ⭐⭐⭐⭐ ×10、⭐⭐⭐⭐⭐ ×0。</w:t>
+      </w:r>
+      <w:r>
+        <w:t xml:space="preserve"> </w:t>
+      </w:r>
+      <w:r>
+        <w:rPr>
+          <w:rFonts w:ascii="Times New Roman" w:hAnsi="Times New Roman" w:cs="Times New Roman" w:eastAsia="SimSun"/>
+        </w:rPr>
+        <w:t xml:space="preserve">题卡溯源见卷末选题清单。</w:t>
+      </w:r>
+    </w:p>
+    <w:bookmarkStart w:id="29" w:name="第一部分-结构化学第-15-题共-65-分"/>
+    <w:p>
+      <w:pPr>
+        <w:pStyle w:val="Heading2"/>
+      </w:pPr>
+      <w:r>
+        <w:rPr>
+          <w:rFonts w:ascii="Times New Roman" w:hAnsi="Times New Roman" w:cs="Times New Roman" w:eastAsia="SimSun"/>
+        </w:rPr>
+        <w:t xml:space="preserve">第一部分</w:t>
+      </w:r>
+      <w:r>
+        <w:t xml:space="preserve">　</w:t>
+      </w:r>
+      <w:r>
+        <w:rPr>
+          <w:rFonts w:ascii="Times New Roman" w:hAnsi="Times New Roman" w:cs="Times New Roman" w:eastAsia="SimSun"/>
+        </w:rPr>
+        <w:t xml:space="preserve">结构化学（第</w:t>
+      </w:r>
+      <w:r>
+        <w:t xml:space="preserve"> 1–5 </w:t>
+      </w:r>
+      <w:r>
+        <w:rPr>
+          <w:rFonts w:ascii="Times New Roman" w:hAnsi="Times New Roman" w:cs="Times New Roman" w:eastAsia="SimSun"/>
+        </w:rPr>
+        <w:t xml:space="preserve">题，共</w:t>
+      </w:r>
+      <w:r>
+        <w:t xml:space="preserve"> 65 </w:t>
+      </w:r>
+      <w:r>
+        <w:rPr>
+          <w:rFonts w:ascii="Times New Roman" w:hAnsi="Times New Roman" w:cs="Times New Roman" w:eastAsia="SimSun"/>
+        </w:rPr>
+        <w:t xml:space="preserve">分）</w:t>
+      </w:r>
+    </w:p>
     <w:bookmarkStart w:id="20" w:name="第-1-题13-分在金属氟化物-的晶体中"/>
     <w:p>
       <w:pPr>
@@ -16599,7 +17038,8 @@
     </w:p>
     <w:bookmarkEnd w:id="27"/>
     <w:bookmarkEnd w:id="28"/>
-    <w:bookmarkStart w:id="35" w:name="第二部分-化学原理第-610-题共-65-分"/>
+    <w:bookmarkEnd w:id="29"/>
+    <w:bookmarkStart w:id="36" w:name="第二部分-化学原理第-610-题共-65-分"/>
     <w:p>
       <w:pPr>
         <w:pStyle w:val="Heading2"/>
@@ -16638,7 +17078,7 @@
         <w:t xml:space="preserve">分）</w:t>
       </w:r>
     </w:p>
-    <w:bookmarkStart w:id="30" w:name="第-6-题13-分3-1-已知-的"/>
+    <w:bookmarkStart w:id="31" w:name="第-6-题13-分3-1-已知-的"/>
     <w:p>
       <w:pPr>
         <w:pStyle w:val="Heading3"/>
@@ -17748,7 +18188,7 @@
         <w:t xml:space="preserve">至少为多少时，可完全沉淀。</w:t>
       </w:r>
     </w:p>
-    <w:bookmarkStart w:id="29" w:name="答案-5"/>
+    <w:bookmarkStart w:id="30" w:name="答案-5"/>
     <w:p>
       <w:pPr>
         <w:pStyle w:val="Heading4"/>
@@ -21255,9 +21695,9 @@
         <w:t xml:space="preserve">下限。</w:t>
       </w:r>
     </w:p>
-    <w:bookmarkEnd w:id="29"/>
     <w:bookmarkEnd w:id="30"/>
-    <w:bookmarkStart w:id="32" w:name="第-7-题13-分4-1-在-968-k-和"/>
+    <w:bookmarkEnd w:id="31"/>
+    <w:bookmarkStart w:id="33" w:name="第-7-题13-分4-1-在-968-k-和"/>
     <w:p>
       <w:pPr>
         <w:pStyle w:val="Heading3"/>
@@ -22520,7 +22960,7 @@
         <w:t xml:space="preserve">下的晶格焓。</w:t>
       </w:r>
     </w:p>
-    <w:bookmarkStart w:id="31" w:name="答案-6"/>
+    <w:bookmarkStart w:id="32" w:name="答案-6"/>
     <w:p>
       <w:pPr>
         <w:pStyle w:val="Heading4"/>
@@ -24208,9 +24648,9 @@
         <w:t xml:space="preserve"> ΔH。</w:t>
       </w:r>
     </w:p>
-    <w:bookmarkEnd w:id="31"/>
     <w:bookmarkEnd w:id="32"/>
-    <w:bookmarkStart w:id="34" w:name="第-8-题13-分多孔材料的吸附"/>
+    <w:bookmarkEnd w:id="33"/>
+    <w:bookmarkStart w:id="35" w:name="第-8-题13-分多孔材料的吸附"/>
     <w:p>
       <w:pPr>
         <w:pStyle w:val="Heading3"/>
@@ -26010,7 +26450,7 @@
         <w:t xml:space="preserve">计算在此情况下该材料的工作效率（即脱附效率）。</w:t>
       </w:r>
     </w:p>
-    <w:bookmarkStart w:id="33" w:name="答案-7"/>
+    <w:bookmarkStart w:id="34" w:name="答案-7"/>
     <w:p>
       <w:pPr>
         <w:pStyle w:val="Heading4"/>
@@ -26925,10 +27365,10 @@
         </m:r>
       </m:oMath>
     </w:p>
-    <w:bookmarkEnd w:id="33"/>
     <w:bookmarkEnd w:id="34"/>
     <w:bookmarkEnd w:id="35"/>
-    <w:bookmarkStart w:id="39" w:name="再代回-langmuir-等温式可得-b_2989.76-bar-1"/>
+    <w:bookmarkEnd w:id="36"/>
+    <w:bookmarkStart w:id="40" w:name="再代回-langmuir-等温式可得-b_2989.76-bar-1"/>
     <w:p>
       <w:pPr>
         <w:pStyle w:val="Heading2"/>
@@ -29543,7 +29983,7 @@
         <w:t xml:space="preserve">式求吸附焓（或吸附热），并据此讨论吸附强弱。</w:t>
       </w:r>
     </w:p>
-    <w:bookmarkStart w:id="37" w:name="第-9-题13-分沉淀的演化与成核热力学"/>
+    <w:bookmarkStart w:id="38" w:name="第-9-题13-分沉淀的演化与成核热力学"/>
     <w:p>
       <w:pPr>
         <w:pStyle w:val="Heading3"/>
@@ -31414,7 +31854,7 @@
         <w:t xml:space="preserve">（单位：J）。提示：成核吉布斯自由能变化分为两个部分：体积自由能变化（即相变产生的自由能变化）与表面自由能变化。</w:t>
       </w:r>
     </w:p>
-    <w:bookmarkStart w:id="36" w:name="答案-8"/>
+    <w:bookmarkStart w:id="37" w:name="答案-8"/>
     <w:p>
       <w:pPr>
         <w:pStyle w:val="Heading4"/>
@@ -36196,9 +36636,9 @@
         <w:t xml:space="preserve">自由能变（体积项＋表面项）。</w:t>
       </w:r>
     </w:p>
-    <w:bookmarkEnd w:id="36"/>
     <w:bookmarkEnd w:id="37"/>
-    <w:bookmarkStart w:id="38" w:name="第-10-题13-分硝酸的热力学"/>
+    <w:bookmarkEnd w:id="38"/>
+    <w:bookmarkStart w:id="39" w:name="第-10-题13-分硝酸的热力学"/>
     <w:p>
       <w:pPr>
         <w:pStyle w:val="Heading3"/>
@@ -37249,9 +37689,9 @@
         <w:t xml:space="preserve">完全电离)</w:t>
       </w:r>
     </w:p>
-    <w:bookmarkEnd w:id="38"/>
     <w:bookmarkEnd w:id="39"/>
-    <w:bookmarkStart w:id="41" w:name="第2页共6页"/>
+    <w:bookmarkEnd w:id="40"/>
+    <w:bookmarkStart w:id="42" w:name="第2页共6页"/>
     <w:p>
       <w:pPr>
         <w:pStyle w:val="Heading2"/>
@@ -38851,7 +39291,7 @@
         <w:t xml:space="preserve">浓度。</w:t>
       </w:r>
     </w:p>
-    <w:bookmarkStart w:id="40" w:name="答案-9"/>
+    <w:bookmarkStart w:id="41" w:name="答案-9"/>
     <w:p>
       <w:pPr>
         <w:pStyle w:val="Heading4"/>
@@ -45812,9 +46252,9 @@
         <w:t xml:space="preserve">完全电离的前提下做物料与电荷守恒计算。</w:t>
       </w:r>
     </w:p>
-    <w:bookmarkEnd w:id="40"/>
     <w:bookmarkEnd w:id="41"/>
-    <w:bookmarkStart w:id="42" w:name="附选题清单题卡溯源"/>
+    <w:bookmarkEnd w:id="42"/>
+    <w:bookmarkStart w:id="43" w:name="附选题清单题卡溯源"/>
     <w:p>
       <w:pPr>
         <w:pStyle w:val="Heading2"/>
@@ -47284,7 +47724,8 @@
         <w:t xml:space="preserve">，故本卷不按考段标注。</w:t>
       </w:r>
     </w:p>
-    <w:bookmarkEnd w:id="42"/>
+    <w:bookmarkEnd w:id="43"/>
+    <w:bookmarkEnd w:id="44"/>
     <w:sectPr>
       <w:footerReference r:id="rId9" w:type="default"/>
       <w:headerReference r:id="rId10" w:type="default"/>
